--- a/marksmith-v2/test_outputs/challenger_scenario4_toc.docx
+++ b/marksmith-v2/test_outputs/challenger_scenario4_toc.docx
@@ -238,8 +238,8 @@
       </w:r>
     </w:p>
     <w:sectPr>
-      <w:headerReference xmlns:r="http://schemas.openxmlformats.org/officeDocument/2006/relationships" w:type="default" r:id="R8811bda9e2f34ad4"/>
-      <w:footerReference xmlns:r="http://schemas.openxmlformats.org/officeDocument/2006/relationships" w:type="default" r:id="R8a8427ea9bc64c65"/>
+      <w:headerReference xmlns:r="http://schemas.openxmlformats.org/officeDocument/2006/relationships" w:type="default" r:id="Rab309b91e7e54c98"/>
+      <w:footerReference xmlns:r="http://schemas.openxmlformats.org/officeDocument/2006/relationships" w:type="default" r:id="R92ffd5f675a440cb"/>
       <w:pgSz w:w="11906" w:h="16838"/>
       <w:pgMar w:top="1440" w:right="1440" w:bottom="1440" w:left="1440" w:header="576" w:footer="576" w:gutter="0"/>
       <w:pgBorders w:display="allPages" w:offsetFrom="page">

--- a/marksmith-v2/test_outputs/challenger_scenario4_toc.docx
+++ b/marksmith-v2/test_outputs/challenger_scenario4_toc.docx
@@ -238,8 +238,8 @@
       </w:r>
     </w:p>
     <w:sectPr>
-      <w:headerReference xmlns:r="http://schemas.openxmlformats.org/officeDocument/2006/relationships" w:type="default" r:id="Rab309b91e7e54c98"/>
-      <w:footerReference xmlns:r="http://schemas.openxmlformats.org/officeDocument/2006/relationships" w:type="default" r:id="R92ffd5f675a440cb"/>
+      <w:headerReference xmlns:r="http://schemas.openxmlformats.org/officeDocument/2006/relationships" w:type="default" r:id="R85b8e6e466fa4db7"/>
+      <w:footerReference xmlns:r="http://schemas.openxmlformats.org/officeDocument/2006/relationships" w:type="default" r:id="R47d97a5639de4c98"/>
       <w:pgSz w:w="11906" w:h="16838"/>
       <w:pgMar w:top="1440" w:right="1440" w:bottom="1440" w:left="1440" w:header="576" w:footer="576" w:gutter="0"/>
       <w:pgBorders w:display="allPages" w:offsetFrom="page">

--- a/marksmith-v2/test_outputs/challenger_scenario4_toc.docx
+++ b/marksmith-v2/test_outputs/challenger_scenario4_toc.docx
@@ -32,7 +32,7 @@
         <w:fldChar w:fldCharType="separate"/>
       </w:r>
       <w:r>
-        <w:t>Table of contents â€” Word fills this in when the document opens.</w:t>
+        <w:t>Table of contents — Word fills this in when the document opens.</w:t>
       </w:r>
       <w:r>
         <w:fldChar w:fldCharType="end"/>
@@ -238,16 +238,10 @@
       </w:r>
     </w:p>
     <w:sectPr>
-      <w:headerReference xmlns:r="http://schemas.openxmlformats.org/officeDocument/2006/relationships" w:type="default" r:id="R85b8e6e466fa4db7"/>
-      <w:footerReference xmlns:r="http://schemas.openxmlformats.org/officeDocument/2006/relationships" w:type="default" r:id="R47d97a5639de4c98"/>
+      <w:headerReference xmlns:r="http://schemas.openxmlformats.org/officeDocument/2006/relationships" w:type="default" r:id="R44c78a02ae354f99"/>
+      <w:footerReference xmlns:r="http://schemas.openxmlformats.org/officeDocument/2006/relationships" w:type="default" r:id="R33b503398be34660"/>
       <w:pgSz w:w="11906" w:h="16838"/>
       <w:pgMar w:top="1440" w:right="1440" w:bottom="1440" w:left="1440" w:header="576" w:footer="576" w:gutter="0"/>
-      <w:pgBorders w:display="allPages" w:offsetFrom="page">
-        <w:top w:val="single" w:color="D1D5DA" w:sz="8" w:space="24"/>
-        <w:left w:val="single" w:color="D1D5DA" w:sz="8" w:space="24"/>
-        <w:bottom w:val="single" w:color="D1D5DA" w:sz="8" w:space="24"/>
-        <w:right w:val="single" w:color="D1D5DA" w:sz="8" w:space="24"/>
-      </w:pgBorders>
     </w:sectPr>
   </w:body>
 </w:document>
@@ -507,7 +501,7 @@
   <w:docDefaults>
     <w:rPrDefault>
       <w:rPr>
-        <w:rFonts w:ascii="Calibri" w:hAnsi="Calibri" w:eastAsia="Calibri" w:cs="Calibri"/>
+        <w:rFonts w:ascii="Segoe UI Variable" w:hAnsi="Segoe UI Variable" w:eastAsia="Segoe UI Variable" w:cs="Segoe UI Variable"/>
         <w:color w:val="1b1f23"/>
         <w:kern w:val="16"/>
         <w:sz w:val="22"/>
@@ -560,7 +554,7 @@
     </w:pPr>
     <w:rPr>
       <w:b/>
-      <w:color w:val="000000"/>
+      <w:color w:val="090B0C"/>
       <w:sz w:val="32"/>
       <w:szCs w:val="32"/>
     </w:rPr>
@@ -577,7 +571,7 @@
     </w:pPr>
     <w:rPr>
       <w:b/>
-      <w:color w:val="000000"/>
+      <w:color w:val="121417"/>
       <w:sz w:val="28"/>
       <w:szCs w:val="28"/>
     </w:rPr>
@@ -594,7 +588,7 @@
     </w:pPr>
     <w:rPr>
       <w:b/>
-      <w:color w:val="000000"/>
+      <w:color w:val="1b1f23"/>
       <w:sz w:val="24"/>
       <w:szCs w:val="24"/>
     </w:rPr>
@@ -611,7 +605,7 @@
     </w:pPr>
     <w:rPr>
       <w:b/>
-      <w:color w:val="000000"/>
+      <w:color w:val="1b1f23"/>
       <w:sz w:val="22"/>
       <w:szCs w:val="22"/>
     </w:rPr>

--- a/marksmith-v2/test_outputs/challenger_scenario4_toc.docx
+++ b/marksmith-v2/test_outputs/challenger_scenario4_toc.docx
@@ -238,8 +238,8 @@
       </w:r>
     </w:p>
     <w:sectPr>
-      <w:headerReference xmlns:r="http://schemas.openxmlformats.org/officeDocument/2006/relationships" w:type="default" r:id="R44c78a02ae354f99"/>
-      <w:footerReference xmlns:r="http://schemas.openxmlformats.org/officeDocument/2006/relationships" w:type="default" r:id="R33b503398be34660"/>
+      <w:headerReference xmlns:r="http://schemas.openxmlformats.org/officeDocument/2006/relationships" w:type="default" r:id="R43251165bb834ac2"/>
+      <w:footerReference xmlns:r="http://schemas.openxmlformats.org/officeDocument/2006/relationships" w:type="default" r:id="Rd79ff27fd57a421e"/>
       <w:pgSz w:w="11906" w:h="16838"/>
       <w:pgMar w:top="1440" w:right="1440" w:bottom="1440" w:left="1440" w:header="576" w:footer="576" w:gutter="0"/>
     </w:sectPr>

--- a/marksmith-v2/test_outputs/challenger_scenario4_toc.docx
+++ b/marksmith-v2/test_outputs/challenger_scenario4_toc.docx
@@ -238,8 +238,8 @@
       </w:r>
     </w:p>
     <w:sectPr>
-      <w:headerReference xmlns:r="http://schemas.openxmlformats.org/officeDocument/2006/relationships" w:type="default" r:id="R43251165bb834ac2"/>
-      <w:footerReference xmlns:r="http://schemas.openxmlformats.org/officeDocument/2006/relationships" w:type="default" r:id="Rd79ff27fd57a421e"/>
+      <w:headerReference xmlns:r="http://schemas.openxmlformats.org/officeDocument/2006/relationships" w:type="default" r:id="R9003c856dd78454f"/>
+      <w:footerReference xmlns:r="http://schemas.openxmlformats.org/officeDocument/2006/relationships" w:type="default" r:id="R9eb85fd09c6644e3"/>
       <w:pgSz w:w="11906" w:h="16838"/>
       <w:pgMar w:top="1440" w:right="1440" w:bottom="1440" w:left="1440" w:header="576" w:footer="576" w:gutter="0"/>
     </w:sectPr>

--- a/marksmith-v2/test_outputs/challenger_scenario4_toc.docx
+++ b/marksmith-v2/test_outputs/challenger_scenario4_toc.docx
@@ -238,8 +238,8 @@
       </w:r>
     </w:p>
     <w:sectPr>
-      <w:headerReference xmlns:r="http://schemas.openxmlformats.org/officeDocument/2006/relationships" w:type="default" r:id="R9003c856dd78454f"/>
-      <w:footerReference xmlns:r="http://schemas.openxmlformats.org/officeDocument/2006/relationships" w:type="default" r:id="R9eb85fd09c6644e3"/>
+      <w:headerReference xmlns:r="http://schemas.openxmlformats.org/officeDocument/2006/relationships" w:type="default" r:id="R7ace6f749da343fa"/>
+      <w:footerReference xmlns:r="http://schemas.openxmlformats.org/officeDocument/2006/relationships" w:type="default" r:id="Ra17991f2f9f740af"/>
       <w:pgSz w:w="11906" w:h="16838"/>
       <w:pgMar w:top="1440" w:right="1440" w:bottom="1440" w:left="1440" w:header="576" w:footer="576" w:gutter="0"/>
     </w:sectPr>

--- a/marksmith-v2/test_outputs/challenger_scenario4_toc.docx
+++ b/marksmith-v2/test_outputs/challenger_scenario4_toc.docx
@@ -238,8 +238,8 @@
       </w:r>
     </w:p>
     <w:sectPr>
-      <w:headerReference xmlns:r="http://schemas.openxmlformats.org/officeDocument/2006/relationships" w:type="default" r:id="R7ace6f749da343fa"/>
-      <w:footerReference xmlns:r="http://schemas.openxmlformats.org/officeDocument/2006/relationships" w:type="default" r:id="Ra17991f2f9f740af"/>
+      <w:headerReference xmlns:r="http://schemas.openxmlformats.org/officeDocument/2006/relationships" w:type="default" r:id="Rb2b70c37c9904439"/>
+      <w:footerReference xmlns:r="http://schemas.openxmlformats.org/officeDocument/2006/relationships" w:type="default" r:id="R02ead056d09e484e"/>
       <w:pgSz w:w="11906" w:h="16838"/>
       <w:pgMar w:top="1440" w:right="1440" w:bottom="1440" w:left="1440" w:header="576" w:footer="576" w:gutter="0"/>
     </w:sectPr>

--- a/marksmith-v2/test_outputs/challenger_scenario4_toc.docx
+++ b/marksmith-v2/test_outputs/challenger_scenario4_toc.docx
@@ -238,8 +238,8 @@
       </w:r>
     </w:p>
     <w:sectPr>
-      <w:headerReference xmlns:r="http://schemas.openxmlformats.org/officeDocument/2006/relationships" w:type="default" r:id="Rb2b70c37c9904439"/>
-      <w:footerReference xmlns:r="http://schemas.openxmlformats.org/officeDocument/2006/relationships" w:type="default" r:id="R02ead056d09e484e"/>
+      <w:headerReference xmlns:r="http://schemas.openxmlformats.org/officeDocument/2006/relationships" w:type="default" r:id="Ra06ed2245bc94f62"/>
+      <w:footerReference xmlns:r="http://schemas.openxmlformats.org/officeDocument/2006/relationships" w:type="default" r:id="Ra2f3670209b84bd9"/>
       <w:pgSz w:w="11906" w:h="16838"/>
       <w:pgMar w:top="1440" w:right="1440" w:bottom="1440" w:left="1440" w:header="576" w:footer="576" w:gutter="0"/>
     </w:sectPr>

--- a/marksmith-v2/test_outputs/challenger_scenario4_toc.docx
+++ b/marksmith-v2/test_outputs/challenger_scenario4_toc.docx
@@ -238,8 +238,8 @@
       </w:r>
     </w:p>
     <w:sectPr>
-      <w:headerReference xmlns:r="http://schemas.openxmlformats.org/officeDocument/2006/relationships" w:type="default" r:id="Ra06ed2245bc94f62"/>
-      <w:footerReference xmlns:r="http://schemas.openxmlformats.org/officeDocument/2006/relationships" w:type="default" r:id="Ra2f3670209b84bd9"/>
+      <w:headerReference xmlns:r="http://schemas.openxmlformats.org/officeDocument/2006/relationships" w:type="default" r:id="R71d0b22493074cbc"/>
+      <w:footerReference xmlns:r="http://schemas.openxmlformats.org/officeDocument/2006/relationships" w:type="default" r:id="R6710a71c4e644652"/>
       <w:pgSz w:w="11906" w:h="16838"/>
       <w:pgMar w:top="1440" w:right="1440" w:bottom="1440" w:left="1440" w:header="576" w:footer="576" w:gutter="0"/>
     </w:sectPr>

--- a/marksmith-v2/test_outputs/challenger_scenario4_toc.docx
+++ b/marksmith-v2/test_outputs/challenger_scenario4_toc.docx
@@ -238,8 +238,8 @@
       </w:r>
     </w:p>
     <w:sectPr>
-      <w:headerReference xmlns:r="http://schemas.openxmlformats.org/officeDocument/2006/relationships" w:type="default" r:id="R71d0b22493074cbc"/>
-      <w:footerReference xmlns:r="http://schemas.openxmlformats.org/officeDocument/2006/relationships" w:type="default" r:id="R6710a71c4e644652"/>
+      <w:headerReference xmlns:r="http://schemas.openxmlformats.org/officeDocument/2006/relationships" w:type="default" r:id="R32763ed9b27f4941"/>
+      <w:footerReference xmlns:r="http://schemas.openxmlformats.org/officeDocument/2006/relationships" w:type="default" r:id="Ra6297e22dacf4069"/>
       <w:pgSz w:w="11906" w:h="16838"/>
       <w:pgMar w:top="1440" w:right="1440" w:bottom="1440" w:left="1440" w:header="576" w:footer="576" w:gutter="0"/>
     </w:sectPr>

--- a/marksmith-v2/test_outputs/challenger_scenario4_toc.docx
+++ b/marksmith-v2/test_outputs/challenger_scenario4_toc.docx
@@ -238,8 +238,8 @@
       </w:r>
     </w:p>
     <w:sectPr>
-      <w:headerReference xmlns:r="http://schemas.openxmlformats.org/officeDocument/2006/relationships" w:type="default" r:id="R32763ed9b27f4941"/>
-      <w:footerReference xmlns:r="http://schemas.openxmlformats.org/officeDocument/2006/relationships" w:type="default" r:id="Ra6297e22dacf4069"/>
+      <w:headerReference xmlns:r="http://schemas.openxmlformats.org/officeDocument/2006/relationships" w:type="default" r:id="R2c4e48a7e0604a02"/>
+      <w:footerReference xmlns:r="http://schemas.openxmlformats.org/officeDocument/2006/relationships" w:type="default" r:id="Ra96d42cb21ae4ccf"/>
       <w:pgSz w:w="11906" w:h="16838"/>
       <w:pgMar w:top="1440" w:right="1440" w:bottom="1440" w:left="1440" w:header="576" w:footer="576" w:gutter="0"/>
     </w:sectPr>

--- a/marksmith-v2/test_outputs/challenger_scenario4_toc.docx
+++ b/marksmith-v2/test_outputs/challenger_scenario4_toc.docx
@@ -238,8 +238,8 @@
       </w:r>
     </w:p>
     <w:sectPr>
-      <w:headerReference xmlns:r="http://schemas.openxmlformats.org/officeDocument/2006/relationships" w:type="default" r:id="R2c4e48a7e0604a02"/>
-      <w:footerReference xmlns:r="http://schemas.openxmlformats.org/officeDocument/2006/relationships" w:type="default" r:id="Ra96d42cb21ae4ccf"/>
+      <w:headerReference xmlns:r="http://schemas.openxmlformats.org/officeDocument/2006/relationships" w:type="default" r:id="Reb25916fd9ec4491"/>
+      <w:footerReference xmlns:r="http://schemas.openxmlformats.org/officeDocument/2006/relationships" w:type="default" r:id="R6dcca6e00c3b4973"/>
       <w:pgSz w:w="11906" w:h="16838"/>
       <w:pgMar w:top="1440" w:right="1440" w:bottom="1440" w:left="1440" w:header="576" w:footer="576" w:gutter="0"/>
     </w:sectPr>

--- a/marksmith-v2/test_outputs/challenger_scenario4_toc.docx
+++ b/marksmith-v2/test_outputs/challenger_scenario4_toc.docx
@@ -238,8 +238,8 @@
       </w:r>
     </w:p>
     <w:sectPr>
-      <w:headerReference xmlns:r="http://schemas.openxmlformats.org/officeDocument/2006/relationships" w:type="default" r:id="Reb25916fd9ec4491"/>
-      <w:footerReference xmlns:r="http://schemas.openxmlformats.org/officeDocument/2006/relationships" w:type="default" r:id="R6dcca6e00c3b4973"/>
+      <w:headerReference xmlns:r="http://schemas.openxmlformats.org/officeDocument/2006/relationships" w:type="default" r:id="R63ece4bbabb441c1"/>
+      <w:footerReference xmlns:r="http://schemas.openxmlformats.org/officeDocument/2006/relationships" w:type="default" r:id="R47e5f407a709495a"/>
       <w:pgSz w:w="11906" w:h="16838"/>
       <w:pgMar w:top="1440" w:right="1440" w:bottom="1440" w:left="1440" w:header="576" w:footer="576" w:gutter="0"/>
     </w:sectPr>

--- a/marksmith-v2/test_outputs/challenger_scenario4_toc.docx
+++ b/marksmith-v2/test_outputs/challenger_scenario4_toc.docx
@@ -238,8 +238,8 @@
       </w:r>
     </w:p>
     <w:sectPr>
-      <w:headerReference xmlns:r="http://schemas.openxmlformats.org/officeDocument/2006/relationships" w:type="default" r:id="R63ece4bbabb441c1"/>
-      <w:footerReference xmlns:r="http://schemas.openxmlformats.org/officeDocument/2006/relationships" w:type="default" r:id="R47e5f407a709495a"/>
+      <w:headerReference xmlns:r="http://schemas.openxmlformats.org/officeDocument/2006/relationships" w:type="default" r:id="R801fd2dab22c4aa6"/>
+      <w:footerReference xmlns:r="http://schemas.openxmlformats.org/officeDocument/2006/relationships" w:type="default" r:id="R1ce6da32063c4a9c"/>
       <w:pgSz w:w="11906" w:h="16838"/>
       <w:pgMar w:top="1440" w:right="1440" w:bottom="1440" w:left="1440" w:header="576" w:footer="576" w:gutter="0"/>
     </w:sectPr>

--- a/marksmith-v2/test_outputs/challenger_scenario4_toc.docx
+++ b/marksmith-v2/test_outputs/challenger_scenario4_toc.docx
@@ -238,8 +238,8 @@
       </w:r>
     </w:p>
     <w:sectPr>
-      <w:headerReference xmlns:r="http://schemas.openxmlformats.org/officeDocument/2006/relationships" w:type="default" r:id="R801fd2dab22c4aa6"/>
-      <w:footerReference xmlns:r="http://schemas.openxmlformats.org/officeDocument/2006/relationships" w:type="default" r:id="R1ce6da32063c4a9c"/>
+      <w:headerReference xmlns:r="http://schemas.openxmlformats.org/officeDocument/2006/relationships" w:type="default" r:id="R371e89e71aa64cf2"/>
+      <w:footerReference xmlns:r="http://schemas.openxmlformats.org/officeDocument/2006/relationships" w:type="default" r:id="R9e3cd25a639f40f0"/>
       <w:pgSz w:w="11906" w:h="16838"/>
       <w:pgMar w:top="1440" w:right="1440" w:bottom="1440" w:left="1440" w:header="576" w:footer="576" w:gutter="0"/>
     </w:sectPr>

--- a/marksmith-v2/test_outputs/challenger_scenario4_toc.docx
+++ b/marksmith-v2/test_outputs/challenger_scenario4_toc.docx
@@ -238,8 +238,8 @@
       </w:r>
     </w:p>
     <w:sectPr>
-      <w:headerReference xmlns:r="http://schemas.openxmlformats.org/officeDocument/2006/relationships" w:type="default" r:id="R371e89e71aa64cf2"/>
-      <w:footerReference xmlns:r="http://schemas.openxmlformats.org/officeDocument/2006/relationships" w:type="default" r:id="R9e3cd25a639f40f0"/>
+      <w:headerReference xmlns:r="http://schemas.openxmlformats.org/officeDocument/2006/relationships" w:type="default" r:id="R80af182f57a54ab0"/>
+      <w:footerReference xmlns:r="http://schemas.openxmlformats.org/officeDocument/2006/relationships" w:type="default" r:id="R6320ad36246b4b3d"/>
       <w:pgSz w:w="11906" w:h="16838"/>
       <w:pgMar w:top="1440" w:right="1440" w:bottom="1440" w:left="1440" w:header="576" w:footer="576" w:gutter="0"/>
     </w:sectPr>

--- a/marksmith-v2/test_outputs/challenger_scenario4_toc.docx
+++ b/marksmith-v2/test_outputs/challenger_scenario4_toc.docx
@@ -238,8 +238,8 @@
       </w:r>
     </w:p>
     <w:sectPr>
-      <w:headerReference xmlns:r="http://schemas.openxmlformats.org/officeDocument/2006/relationships" w:type="default" r:id="R80af182f57a54ab0"/>
-      <w:footerReference xmlns:r="http://schemas.openxmlformats.org/officeDocument/2006/relationships" w:type="default" r:id="R6320ad36246b4b3d"/>
+      <w:headerReference xmlns:r="http://schemas.openxmlformats.org/officeDocument/2006/relationships" w:type="default" r:id="R04caa277cf3944b8"/>
+      <w:footerReference xmlns:r="http://schemas.openxmlformats.org/officeDocument/2006/relationships" w:type="default" r:id="R883f254fb9ae4437"/>
       <w:pgSz w:w="11906" w:h="16838"/>
       <w:pgMar w:top="1440" w:right="1440" w:bottom="1440" w:left="1440" w:header="576" w:footer="576" w:gutter="0"/>
     </w:sectPr>

--- a/marksmith-v2/test_outputs/challenger_scenario4_toc.docx
+++ b/marksmith-v2/test_outputs/challenger_scenario4_toc.docx
@@ -238,8 +238,8 @@
       </w:r>
     </w:p>
     <w:sectPr>
-      <w:headerReference xmlns:r="http://schemas.openxmlformats.org/officeDocument/2006/relationships" w:type="default" r:id="R04caa277cf3944b8"/>
-      <w:footerReference xmlns:r="http://schemas.openxmlformats.org/officeDocument/2006/relationships" w:type="default" r:id="R883f254fb9ae4437"/>
+      <w:headerReference xmlns:r="http://schemas.openxmlformats.org/officeDocument/2006/relationships" w:type="default" r:id="R8cdb3763b3ad4197"/>
+      <w:footerReference xmlns:r="http://schemas.openxmlformats.org/officeDocument/2006/relationships" w:type="default" r:id="R1b22383bd3c8427e"/>
       <w:pgSz w:w="11906" w:h="16838"/>
       <w:pgMar w:top="1440" w:right="1440" w:bottom="1440" w:left="1440" w:header="576" w:footer="576" w:gutter="0"/>
     </w:sectPr>

--- a/marksmith-v2/test_outputs/challenger_scenario4_toc.docx
+++ b/marksmith-v2/test_outputs/challenger_scenario4_toc.docx
@@ -238,8 +238,8 @@
       </w:r>
     </w:p>
     <w:sectPr>
-      <w:headerReference xmlns:r="http://schemas.openxmlformats.org/officeDocument/2006/relationships" w:type="default" r:id="R8cdb3763b3ad4197"/>
-      <w:footerReference xmlns:r="http://schemas.openxmlformats.org/officeDocument/2006/relationships" w:type="default" r:id="R1b22383bd3c8427e"/>
+      <w:headerReference xmlns:r="http://schemas.openxmlformats.org/officeDocument/2006/relationships" w:type="default" r:id="R64013f4963664fb2"/>
+      <w:footerReference xmlns:r="http://schemas.openxmlformats.org/officeDocument/2006/relationships" w:type="default" r:id="Rcb15cd5b8e004789"/>
       <w:pgSz w:w="11906" w:h="16838"/>
       <w:pgMar w:top="1440" w:right="1440" w:bottom="1440" w:left="1440" w:header="576" w:footer="576" w:gutter="0"/>
     </w:sectPr>

--- a/marksmith-v2/test_outputs/challenger_scenario4_toc.docx
+++ b/marksmith-v2/test_outputs/challenger_scenario4_toc.docx
@@ -238,8 +238,8 @@
       </w:r>
     </w:p>
     <w:sectPr>
-      <w:headerReference xmlns:r="http://schemas.openxmlformats.org/officeDocument/2006/relationships" w:type="default" r:id="R64013f4963664fb2"/>
-      <w:footerReference xmlns:r="http://schemas.openxmlformats.org/officeDocument/2006/relationships" w:type="default" r:id="Rcb15cd5b8e004789"/>
+      <w:headerReference xmlns:r="http://schemas.openxmlformats.org/officeDocument/2006/relationships" w:type="default" r:id="R87151e028297408c"/>
+      <w:footerReference xmlns:r="http://schemas.openxmlformats.org/officeDocument/2006/relationships" w:type="default" r:id="R385b4873a9824c28"/>
       <w:pgSz w:w="11906" w:h="16838"/>
       <w:pgMar w:top="1440" w:right="1440" w:bottom="1440" w:left="1440" w:header="576" w:footer="576" w:gutter="0"/>
     </w:sectPr>

--- a/marksmith-v2/test_outputs/challenger_scenario4_toc.docx
+++ b/marksmith-v2/test_outputs/challenger_scenario4_toc.docx
@@ -238,8 +238,8 @@
       </w:r>
     </w:p>
     <w:sectPr>
-      <w:headerReference xmlns:r="http://schemas.openxmlformats.org/officeDocument/2006/relationships" w:type="default" r:id="R87151e028297408c"/>
-      <w:footerReference xmlns:r="http://schemas.openxmlformats.org/officeDocument/2006/relationships" w:type="default" r:id="R385b4873a9824c28"/>
+      <w:headerReference xmlns:r="http://schemas.openxmlformats.org/officeDocument/2006/relationships" w:type="default" r:id="R2c4a6bc37a5d483d"/>
+      <w:footerReference xmlns:r="http://schemas.openxmlformats.org/officeDocument/2006/relationships" w:type="default" r:id="R35539bbc6ad945d3"/>
       <w:pgSz w:w="11906" w:h="16838"/>
       <w:pgMar w:top="1440" w:right="1440" w:bottom="1440" w:left="1440" w:header="576" w:footer="576" w:gutter="0"/>
     </w:sectPr>

--- a/marksmith-v2/test_outputs/challenger_scenario4_toc.docx
+++ b/marksmith-v2/test_outputs/challenger_scenario4_toc.docx
@@ -238,8 +238,8 @@
       </w:r>
     </w:p>
     <w:sectPr>
-      <w:headerReference xmlns:r="http://schemas.openxmlformats.org/officeDocument/2006/relationships" w:type="default" r:id="R2c4a6bc37a5d483d"/>
-      <w:footerReference xmlns:r="http://schemas.openxmlformats.org/officeDocument/2006/relationships" w:type="default" r:id="R35539bbc6ad945d3"/>
+      <w:headerReference xmlns:r="http://schemas.openxmlformats.org/officeDocument/2006/relationships" w:type="default" r:id="R9d97c24b11ed41fd"/>
+      <w:footerReference xmlns:r="http://schemas.openxmlformats.org/officeDocument/2006/relationships" w:type="default" r:id="Rfa1c7429ce3646ce"/>
       <w:pgSz w:w="11906" w:h="16838"/>
       <w:pgMar w:top="1440" w:right="1440" w:bottom="1440" w:left="1440" w:header="576" w:footer="576" w:gutter="0"/>
     </w:sectPr>
@@ -656,4 +656,18 @@
     </w:rPr>
   </w:style>
 </w:styles>
+</file>
+
+<file path=customXml/item.xml><?xml version="1.0" encoding="utf-8"?>
+<marksmithSource schema="marksmith-source-v1" version="2.0.0.0" exportedUtc="2026-07-31T16:52:29.7261711Z" theme="GitHub Light" mermaidMode="1">
+  <markdown><![CDATA[# Document Title
+:::tabs
+:::tab title="Tab 1"
+Content 1
+:::
+:::tab title="Tab 2"
+Content 2
+:::
+:::]]></markdown>
+</marksmithSource>
 </file>
--- a/marksmith-v2/test_outputs/challenger_scenario4_toc.docx
+++ b/marksmith-v2/test_outputs/challenger_scenario4_toc.docx
@@ -238,8 +238,8 @@
       </w:r>
     </w:p>
     <w:sectPr>
-      <w:headerReference xmlns:r="http://schemas.openxmlformats.org/officeDocument/2006/relationships" w:type="default" r:id="R9d97c24b11ed41fd"/>
-      <w:footerReference xmlns:r="http://schemas.openxmlformats.org/officeDocument/2006/relationships" w:type="default" r:id="Rfa1c7429ce3646ce"/>
+      <w:headerReference xmlns:r="http://schemas.openxmlformats.org/officeDocument/2006/relationships" w:type="default" r:id="R3d8b83e3c2c24258"/>
+      <w:footerReference xmlns:r="http://schemas.openxmlformats.org/officeDocument/2006/relationships" w:type="default" r:id="R156bacc6f1e44b79"/>
       <w:pgSz w:w="11906" w:h="16838"/>
       <w:pgMar w:top="1440" w:right="1440" w:bottom="1440" w:left="1440" w:header="576" w:footer="576" w:gutter="0"/>
     </w:sectPr>
@@ -659,7 +659,7 @@
 </file>
 
 <file path=customXml/item.xml><?xml version="1.0" encoding="utf-8"?>
-<marksmithSource schema="marksmith-source-v1" version="2.0.0.0" exportedUtc="2026-07-31T16:52:29.7261711Z" theme="GitHub Light" mermaidMode="1">
+<marksmithSource schema="marksmith-source-v1" version="2.0.0.0" exportedUtc="2026-08-01T10:53:21.2853522Z" theme="GitHub Light" mermaidMode="1">
   <markdown><![CDATA[# Document Title
 :::tabs
 :::tab title="Tab 1"
